--- a/shiryo/c09/f002.docx
+++ b/shiryo/c09/f002.docx
@@ -17,7 +17,15 @@
           <w:sz w:val="40"/>
           <w:szCs w:val="40"/>
         </w:rPr>
-        <w:t>９．セミナー</w:t>
+        <w:t>９</w:t>
+      </w:r>
+      <w:r>
+        <w:rPr>
+          <w:rFonts w:ascii="ＭＳ Ｐゴシック" w:eastAsia="ＭＳ Ｐゴシック" w:hAnsi="ＭＳ Ｐゴシック" w:cs="ＭＳ Ｐゴシック" w:hint="eastAsia"/>
+          <w:sz w:val="40"/>
+          <w:szCs w:val="40"/>
+        </w:rPr>
+        <w:t>−２　物件見学会動画</w:t>
       </w:r>
     </w:p>
     <w:p>
@@ -57,7 +65,17 @@
           <w:szCs w:val="23"/>
           <w:shd w:val="clear" w:color="auto" w:fill="FFFFFF"/>
         </w:rPr>
-        <w:t>20250522</w:t>
+        <w:t>20250</w:t>
+      </w:r>
+      <w:r>
+        <w:rPr>
+          <w:rFonts w:ascii="Roboto" w:hAnsi="Roboto"/>
+          <w:color w:val="0D0D0D"/>
+          <w:sz w:val="23"/>
+          <w:szCs w:val="23"/>
+          <w:shd w:val="clear" w:color="auto" w:fill="FFFFFF"/>
+        </w:rPr>
+        <w:t>729</w:t>
       </w:r>
       <w:r>
         <w:rPr>
@@ -71,33 +89,42 @@
       </w:r>
       <w:r>
         <w:rPr>
-          <w:rFonts w:ascii="Roboto" w:hAnsi="Roboto"/>
+          <w:rFonts w:ascii="Roboto" w:hAnsi="Roboto" w:hint="eastAsia"/>
           <w:color w:val="0D0D0D"/>
           <w:sz w:val="23"/>
           <w:szCs w:val="23"/>
           <w:shd w:val="clear" w:color="auto" w:fill="FFFFFF"/>
         </w:rPr>
-        <w:t>太田塾開塾記念企画＠東京　太田丸裸</w:t>
-      </w:r>
-      <w:r>
-        <w:rPr>
-          <w:rFonts w:ascii="Apple Color Emoji" w:hAnsi="Apple Color Emoji" w:cs="Apple Color Emoji"/>
-          <w:color w:val="0D0D0D"/>
-          <w:sz w:val="23"/>
-          <w:szCs w:val="23"/>
-          <w:shd w:val="clear" w:color="auto" w:fill="FFFFFF"/>
-        </w:rPr>
-        <w:t>‼️</w:t>
-      </w:r>
-      <w:r>
-        <w:rPr>
-          <w:rFonts w:ascii="Roboto" w:hAnsi="Roboto"/>
-          <w:color w:val="0D0D0D"/>
-          <w:sz w:val="23"/>
-          <w:szCs w:val="23"/>
-          <w:shd w:val="clear" w:color="auto" w:fill="FFFFFF"/>
-        </w:rPr>
-        <w:t>貯金４０万円からどうやって約５年で不動産を２２１室購入できたのか</w:t>
+        <w:t>第１回　物件見学会（太田久留米物件５棟＆廣瀬さんガレージ新築アパート）</w:t>
+      </w:r>
+    </w:p>
+    <w:p>
+      <w:pPr>
+        <w:jc w:val="left"/>
+        <w:rPr>
+          <w:rFonts w:ascii="ＭＳ Ｐゴシック" w:eastAsia="ＭＳ Ｐゴシック" w:hAnsi="ＭＳ Ｐゴシック" w:cs="ＭＳ Ｐゴシック"/>
+          <w:color w:val="000000"/>
+          <w:sz w:val="24"/>
+          <w:szCs w:val="24"/>
+        </w:rPr>
+      </w:pPr>
+      <w:r>
+        <w:rPr>
+          <w:rFonts w:ascii="ＭＳ Ｐゴシック" w:eastAsia="ＭＳ Ｐゴシック" w:hAnsi="ＭＳ Ｐゴシック" w:cs="ＭＳ Ｐゴシック" w:hint="eastAsia"/>
+          <w:color w:val="000000"/>
+          <w:sz w:val="24"/>
+          <w:szCs w:val="24"/>
+        </w:rPr>
+        <w:t xml:space="preserve">　　</w:t>
+      </w:r>
+      <w:r>
+        <w:rPr>
+          <w:rFonts w:ascii="ＭＳ Ｐゴシック" w:eastAsia="ＭＳ Ｐゴシック" w:hAnsi="ＭＳ Ｐゴシック" w:cs="ＭＳ Ｐゴシック" w:hint="eastAsia"/>
+          <w:color w:val="000000"/>
+          <w:sz w:val="24"/>
+          <w:szCs w:val="24"/>
+        </w:rPr>
+        <w:t>○プライマリー西鉄久留米駅前</w:t>
       </w:r>
     </w:p>
     <w:p>
@@ -127,20 +154,9 @@
             <w:sz w:val="24"/>
             <w:szCs w:val="24"/>
           </w:rPr>
-          <w:t>https://youtu.be/G6xk11u3oz4</w:t>
+          <w:t>https://youtu.be/jkT26V7LEPk</w:t>
         </w:r>
       </w:hyperlink>
-    </w:p>
-    <w:p>
-      <w:pPr>
-        <w:jc w:val="left"/>
-        <w:rPr>
-          <w:rFonts w:ascii="ＭＳ Ｐゴシック" w:eastAsia="ＭＳ Ｐゴシック" w:hAnsi="ＭＳ Ｐゴシック" w:cs="ＭＳ Ｐゴシック"/>
-          <w:color w:val="000000"/>
-          <w:sz w:val="24"/>
-          <w:szCs w:val="24"/>
-        </w:rPr>
-      </w:pPr>
     </w:p>
     <w:p>
       <w:pPr>
@@ -169,7 +185,7 @@
             <w:sz w:val="24"/>
             <w:szCs w:val="24"/>
           </w:rPr>
-          <w:t>https://youtu.be/e8sy8QwGO_8</w:t>
+          <w:t>https://youtu.be/0js5GBM58lM</w:t>
         </w:r>
       </w:hyperlink>
     </w:p>
@@ -183,25 +199,54 @@
           <w:szCs w:val="24"/>
         </w:rPr>
       </w:pPr>
-    </w:p>
-    <w:p>
-      <w:pPr>
-        <w:jc w:val="left"/>
-        <w:rPr>
-          <w:rFonts w:ascii="ＭＳ Ｐゴシック" w:eastAsia="ＭＳ Ｐゴシック" w:hAnsi="ＭＳ Ｐゴシック" w:cs="ＭＳ Ｐゴシック"/>
-          <w:color w:val="000000"/>
-          <w:sz w:val="24"/>
-          <w:szCs w:val="24"/>
-        </w:rPr>
-      </w:pPr>
-      <w:r>
-        <w:rPr>
-          <w:rFonts w:ascii="ＭＳ Ｐゴシック" w:eastAsia="ＭＳ Ｐゴシック" w:hAnsi="ＭＳ Ｐゴシック" w:cs="ＭＳ Ｐゴシック" w:hint="eastAsia"/>
-          <w:color w:val="000000"/>
-          <w:sz w:val="24"/>
-          <w:szCs w:val="24"/>
-        </w:rPr>
-        <w:t xml:space="preserve">　　その３　</w:t>
+      <w:r>
+        <w:rPr>
+          <w:rFonts w:ascii="ＭＳ Ｐゴシック" w:eastAsia="ＭＳ Ｐゴシック" w:hAnsi="ＭＳ Ｐゴシック" w:cs="ＭＳ Ｐゴシック" w:hint="eastAsia"/>
+          <w:color w:val="000000"/>
+          <w:sz w:val="24"/>
+          <w:szCs w:val="24"/>
+        </w:rPr>
+        <w:t xml:space="preserve">　　</w:t>
+      </w:r>
+    </w:p>
+    <w:p>
+      <w:pPr>
+        <w:jc w:val="left"/>
+        <w:rPr>
+          <w:rFonts w:ascii="ＭＳ Ｐゴシック" w:eastAsia="ＭＳ Ｐゴシック" w:hAnsi="ＭＳ Ｐゴシック" w:cs="ＭＳ Ｐゴシック"/>
+          <w:color w:val="000000"/>
+          <w:sz w:val="24"/>
+          <w:szCs w:val="24"/>
+        </w:rPr>
+      </w:pPr>
+      <w:r>
+        <w:rPr>
+          <w:rFonts w:ascii="ＭＳ Ｐゴシック" w:eastAsia="ＭＳ Ｐゴシック" w:hAnsi="ＭＳ Ｐゴシック" w:cs="ＭＳ Ｐゴシック" w:hint="eastAsia"/>
+          <w:color w:val="000000"/>
+          <w:sz w:val="24"/>
+          <w:szCs w:val="24"/>
+        </w:rPr>
+        <w:t xml:space="preserve">　　○プライマリー花畑駅西</w:t>
+      </w:r>
+    </w:p>
+    <w:p>
+      <w:pPr>
+        <w:jc w:val="left"/>
+        <w:rPr>
+          <w:rFonts w:ascii="ＭＳ Ｐゴシック" w:eastAsia="ＭＳ Ｐゴシック" w:hAnsi="ＭＳ Ｐゴシック" w:cs="ＭＳ Ｐゴシック"/>
+          <w:color w:val="000000"/>
+          <w:sz w:val="24"/>
+          <w:szCs w:val="24"/>
+        </w:rPr>
+      </w:pPr>
+      <w:r>
+        <w:rPr>
+          <w:rFonts w:ascii="ＭＳ Ｐゴシック" w:eastAsia="ＭＳ Ｐゴシック" w:hAnsi="ＭＳ Ｐゴシック" w:cs="ＭＳ Ｐゴシック" w:hint="eastAsia"/>
+          <w:color w:val="000000"/>
+          <w:sz w:val="24"/>
+          <w:szCs w:val="24"/>
+        </w:rPr>
+        <w:t xml:space="preserve">　　その１　</w:t>
       </w:r>
       <w:hyperlink r:id="rId7" w:history="1">
         <w:r>
@@ -211,7 +256,7 @@
             <w:sz w:val="24"/>
             <w:szCs w:val="24"/>
           </w:rPr>
-          <w:t>https://youtu.be/L6Nq5oYDCQk</w:t>
+          <w:t>https://youtu.be/X9x1zdoPXsI</w:t>
         </w:r>
       </w:hyperlink>
     </w:p>
@@ -225,25 +270,14 @@
           <w:szCs w:val="24"/>
         </w:rPr>
       </w:pPr>
-    </w:p>
-    <w:p>
-      <w:pPr>
-        <w:jc w:val="left"/>
-        <w:rPr>
-          <w:rFonts w:ascii="ＭＳ Ｐゴシック" w:eastAsia="ＭＳ Ｐゴシック" w:hAnsi="ＭＳ Ｐゴシック" w:cs="ＭＳ Ｐゴシック"/>
-          <w:color w:val="000000"/>
-          <w:sz w:val="24"/>
-          <w:szCs w:val="24"/>
-        </w:rPr>
-      </w:pPr>
-      <w:r>
-        <w:rPr>
-          <w:rFonts w:ascii="ＭＳ Ｐゴシック" w:eastAsia="ＭＳ Ｐゴシック" w:hAnsi="ＭＳ Ｐゴシック" w:cs="ＭＳ Ｐゴシック" w:hint="eastAsia"/>
-          <w:color w:val="000000"/>
-          <w:sz w:val="24"/>
-          <w:szCs w:val="24"/>
-        </w:rPr>
-        <w:t xml:space="preserve">　　その４　</w:t>
+      <w:r>
+        <w:rPr>
+          <w:rFonts w:ascii="ＭＳ Ｐゴシック" w:eastAsia="ＭＳ Ｐゴシック" w:hAnsi="ＭＳ Ｐゴシック" w:cs="ＭＳ Ｐゴシック" w:hint="eastAsia"/>
+          <w:color w:val="000000"/>
+          <w:sz w:val="24"/>
+          <w:szCs w:val="24"/>
+        </w:rPr>
+        <w:t xml:space="preserve">　　その２　</w:t>
       </w:r>
       <w:hyperlink r:id="rId8" w:history="1">
         <w:r>
@@ -253,7 +287,7 @@
             <w:sz w:val="24"/>
             <w:szCs w:val="24"/>
           </w:rPr>
-          <w:t>https://youtu.be/LBBuYCVEN9Q</w:t>
+          <w:t>https://youtu.be/fdXr-KjvKak</w:t>
         </w:r>
       </w:hyperlink>
     </w:p>
@@ -272,133 +306,38 @@
       <w:pPr>
         <w:jc w:val="left"/>
         <w:rPr>
-          <w:rFonts w:ascii="Roboto" w:hAnsi="Roboto"/>
-          <w:color w:val="0D0D0D"/>
-          <w:sz w:val="23"/>
-          <w:szCs w:val="23"/>
-          <w:shd w:val="clear" w:color="auto" w:fill="FFFFFF"/>
-        </w:rPr>
-      </w:pPr>
-      <w:r>
-        <w:rPr>
-          <w:rFonts w:ascii="ＭＳ Ｐゴシック" w:eastAsia="ＭＳ Ｐゴシック" w:hAnsi="ＭＳ Ｐゴシック" w:cs="ＭＳ Ｐゴシック" w:hint="eastAsia"/>
-          <w:color w:val="000000"/>
-          <w:sz w:val="24"/>
-          <w:szCs w:val="24"/>
-        </w:rPr>
-        <w:t xml:space="preserve">　・　</w:t>
-      </w:r>
-      <w:r>
-        <w:rPr>
-          <w:rFonts w:ascii="Roboto" w:hAnsi="Roboto"/>
-          <w:color w:val="0D0D0D"/>
-          <w:sz w:val="23"/>
-          <w:szCs w:val="23"/>
-          <w:shd w:val="clear" w:color="auto" w:fill="FFFFFF"/>
-        </w:rPr>
-        <w:t>20250719</w:t>
-      </w:r>
-      <w:r>
-        <w:rPr>
-          <w:rFonts w:ascii="Roboto" w:hAnsi="Roboto"/>
-          <w:color w:val="0D0D0D"/>
-          <w:sz w:val="23"/>
-          <w:szCs w:val="23"/>
-          <w:shd w:val="clear" w:color="auto" w:fill="FFFFFF"/>
-        </w:rPr>
-        <w:t xml:space="preserve">　第</w:t>
-      </w:r>
-      <w:r>
-        <w:rPr>
-          <w:rFonts w:ascii="Roboto" w:hAnsi="Roboto"/>
-          <w:color w:val="0D0D0D"/>
-          <w:sz w:val="23"/>
-          <w:szCs w:val="23"/>
-          <w:shd w:val="clear" w:color="auto" w:fill="FFFFFF"/>
-        </w:rPr>
-        <w:t>2</w:t>
-      </w:r>
-      <w:r>
-        <w:rPr>
-          <w:rFonts w:ascii="Roboto" w:hAnsi="Roboto"/>
-          <w:color w:val="0D0D0D"/>
-          <w:sz w:val="23"/>
-          <w:szCs w:val="23"/>
-          <w:shd w:val="clear" w:color="auto" w:fill="FFFFFF"/>
-        </w:rPr>
-        <w:t>回　太田塾勉強会＠博多元管理会社担当が語る、稼働率</w:t>
-      </w:r>
-      <w:r>
-        <w:rPr>
-          <w:rFonts w:ascii="Roboto" w:hAnsi="Roboto"/>
-          <w:color w:val="0D0D0D"/>
-          <w:sz w:val="23"/>
-          <w:szCs w:val="23"/>
-          <w:shd w:val="clear" w:color="auto" w:fill="FFFFFF"/>
-        </w:rPr>
-        <w:t>97</w:t>
-      </w:r>
-      <w:r>
-        <w:rPr>
-          <w:rFonts w:ascii="Roboto" w:hAnsi="Roboto"/>
-          <w:color w:val="0D0D0D"/>
-          <w:sz w:val="23"/>
-          <w:szCs w:val="23"/>
-          <w:shd w:val="clear" w:color="auto" w:fill="FFFFFF"/>
-        </w:rPr>
-        <w:t>％以上を維持する方法</w:t>
-      </w:r>
-      <w:r>
-        <w:rPr>
-          <w:rFonts w:ascii="Roboto" w:hAnsi="Roboto"/>
-          <w:color w:val="0D0D0D"/>
-          <w:sz w:val="23"/>
-          <w:szCs w:val="23"/>
-          <w:shd w:val="clear" w:color="auto" w:fill="FFFFFF"/>
-        </w:rPr>
-        <w:t>7</w:t>
-      </w:r>
-      <w:r>
-        <w:rPr>
-          <w:rFonts w:ascii="Roboto" w:hAnsi="Roboto"/>
-          <w:color w:val="0D0D0D"/>
-          <w:sz w:val="23"/>
-          <w:szCs w:val="23"/>
-          <w:shd w:val="clear" w:color="auto" w:fill="FFFFFF"/>
-        </w:rPr>
-        <w:t xml:space="preserve">選　</w:t>
-      </w:r>
-    </w:p>
-    <w:p>
-      <w:pPr>
-        <w:jc w:val="left"/>
-        <w:rPr>
-          <w:rFonts w:ascii="Roboto" w:hAnsi="Roboto"/>
-          <w:color w:val="0D0D0D"/>
-          <w:sz w:val="23"/>
-          <w:szCs w:val="23"/>
-          <w:shd w:val="clear" w:color="auto" w:fill="FFFFFF"/>
-        </w:rPr>
-      </w:pPr>
-    </w:p>
-    <w:p>
-      <w:pPr>
-        <w:jc w:val="left"/>
-        <w:rPr>
-          <w:rFonts w:ascii="Roboto" w:hAnsi="Roboto"/>
-          <w:color w:val="0D0D0D"/>
-          <w:sz w:val="23"/>
-          <w:szCs w:val="23"/>
-          <w:shd w:val="clear" w:color="auto" w:fill="FFFFFF"/>
-        </w:rPr>
-      </w:pPr>
-      <w:r>
-        <w:rPr>
-          <w:rFonts w:ascii="Roboto" w:hAnsi="Roboto" w:hint="eastAsia"/>
-          <w:color w:val="0D0D0D"/>
-          <w:sz w:val="23"/>
-          <w:szCs w:val="23"/>
-          <w:shd w:val="clear" w:color="auto" w:fill="FFFFFF"/>
+          <w:rFonts w:ascii="ＭＳ Ｐゴシック" w:eastAsia="ＭＳ Ｐゴシック" w:hAnsi="ＭＳ Ｐゴシック" w:cs="ＭＳ Ｐゴシック"/>
+          <w:color w:val="000000"/>
+          <w:sz w:val="24"/>
+          <w:szCs w:val="24"/>
+        </w:rPr>
+      </w:pPr>
+      <w:r>
+        <w:rPr>
+          <w:rFonts w:ascii="ＭＳ Ｐゴシック" w:eastAsia="ＭＳ Ｐゴシック" w:hAnsi="ＭＳ Ｐゴシック" w:cs="ＭＳ Ｐゴシック" w:hint="eastAsia"/>
+          <w:color w:val="000000"/>
+          <w:sz w:val="24"/>
+          <w:szCs w:val="24"/>
+        </w:rPr>
+        <w:t xml:space="preserve">　　○プライマリー日吉町</w:t>
+      </w:r>
+    </w:p>
+    <w:p>
+      <w:pPr>
+        <w:jc w:val="left"/>
+        <w:rPr>
+          <w:rFonts w:ascii="ＭＳ Ｐゴシック" w:eastAsia="ＭＳ Ｐゴシック" w:hAnsi="ＭＳ Ｐゴシック" w:cs="ＭＳ Ｐゴシック"/>
+          <w:color w:val="000000"/>
+          <w:sz w:val="24"/>
+          <w:szCs w:val="24"/>
+        </w:rPr>
+      </w:pPr>
+      <w:r>
+        <w:rPr>
+          <w:rFonts w:ascii="ＭＳ Ｐゴシック" w:eastAsia="ＭＳ Ｐゴシック" w:hAnsi="ＭＳ Ｐゴシック" w:cs="ＭＳ Ｐゴシック" w:hint="eastAsia"/>
+          <w:color w:val="000000"/>
+          <w:sz w:val="24"/>
+          <w:szCs w:val="24"/>
         </w:rPr>
         <w:t xml:space="preserve">　　その１　</w:t>
       </w:r>
@@ -406,12 +345,11 @@
         <w:r>
           <w:rPr>
             <w:rStyle w:val="a6"/>
-            <w:rFonts w:ascii="Roboto" w:hAnsi="Roboto"/>
-            <w:sz w:val="23"/>
-            <w:szCs w:val="23"/>
-            <w:shd w:val="clear" w:color="auto" w:fill="FFFFFF"/>
+            <w:rFonts w:ascii="ＭＳ Ｐゴシック" w:eastAsia="ＭＳ Ｐゴシック" w:hAnsi="ＭＳ Ｐゴシック" w:cs="ＭＳ Ｐゴシック"/>
+            <w:sz w:val="24"/>
+            <w:szCs w:val="24"/>
           </w:rPr>
-          <w:t>https://youtu.be/e0dviXHWeJQ</w:t>
+          <w:t>https://youtu.be/zLUoMwUnyOA</w:t>
         </w:r>
       </w:hyperlink>
     </w:p>
@@ -427,11 +365,10 @@
       </w:pPr>
       <w:r>
         <w:rPr>
-          <w:rFonts w:ascii="Roboto" w:hAnsi="Roboto" w:hint="eastAsia"/>
-          <w:color w:val="0D0D0D"/>
-          <w:sz w:val="23"/>
-          <w:szCs w:val="23"/>
-          <w:shd w:val="clear" w:color="auto" w:fill="FFFFFF"/>
+          <w:rFonts w:ascii="ＭＳ Ｐゴシック" w:eastAsia="ＭＳ Ｐゴシック" w:hAnsi="ＭＳ Ｐゴシック" w:cs="ＭＳ Ｐゴシック" w:hint="eastAsia"/>
+          <w:color w:val="000000"/>
+          <w:sz w:val="24"/>
+          <w:szCs w:val="24"/>
         </w:rPr>
         <w:t xml:space="preserve">　　その２　</w:t>
       </w:r>
@@ -439,12 +376,11 @@
         <w:r>
           <w:rPr>
             <w:rStyle w:val="a6"/>
-            <w:rFonts w:ascii="Roboto" w:hAnsi="Roboto"/>
-            <w:sz w:val="23"/>
-            <w:szCs w:val="23"/>
-            <w:shd w:val="clear" w:color="auto" w:fill="FFFFFF"/>
+            <w:rFonts w:ascii="ＭＳ Ｐゴシック" w:eastAsia="ＭＳ Ｐゴシック" w:hAnsi="ＭＳ Ｐゴシック" w:cs="ＭＳ Ｐゴシック"/>
+            <w:sz w:val="24"/>
+            <w:szCs w:val="24"/>
           </w:rPr>
-          <w:t>https://youtu.be/UyQqoJ24dw0</w:t>
+          <w:t>https://youtu.be/UThIh_gfX2Y</w:t>
         </w:r>
       </w:hyperlink>
     </w:p>
@@ -458,111 +394,24 @@
           <w:szCs w:val="24"/>
         </w:rPr>
       </w:pPr>
-    </w:p>
-    <w:p>
-      <w:pPr>
-        <w:jc w:val="left"/>
-        <w:rPr>
-          <w:rFonts w:ascii="ＭＳ Ｐゴシック" w:eastAsia="ＭＳ Ｐゴシック" w:hAnsi="ＭＳ Ｐゴシック" w:cs="ＭＳ Ｐゴシック"/>
-          <w:color w:val="000000"/>
-          <w:sz w:val="24"/>
-          <w:szCs w:val="24"/>
-        </w:rPr>
-      </w:pPr>
-    </w:p>
-    <w:p>
-      <w:pPr>
-        <w:jc w:val="left"/>
-        <w:rPr>
-          <w:rFonts w:ascii="Roboto" w:hAnsi="Roboto"/>
-          <w:color w:val="0D0D0D"/>
-          <w:sz w:val="23"/>
-          <w:szCs w:val="23"/>
-          <w:shd w:val="clear" w:color="auto" w:fill="FFFFFF"/>
-        </w:rPr>
-      </w:pPr>
-      <w:r>
-        <w:rPr>
-          <w:rFonts w:ascii="Roboto" w:hAnsi="Roboto" w:hint="eastAsia"/>
-          <w:color w:val="0D0D0D"/>
-          <w:sz w:val="23"/>
-          <w:szCs w:val="23"/>
-          <w:shd w:val="clear" w:color="auto" w:fill="FFFFFF"/>
-        </w:rPr>
-        <w:t xml:space="preserve">・　</w:t>
-      </w:r>
-      <w:r>
-        <w:rPr>
-          <w:rFonts w:ascii="Roboto" w:hAnsi="Roboto"/>
-          <w:color w:val="0D0D0D"/>
-          <w:sz w:val="23"/>
-          <w:szCs w:val="23"/>
-          <w:shd w:val="clear" w:color="auto" w:fill="FFFFFF"/>
-        </w:rPr>
-        <w:t>20250923</w:t>
-      </w:r>
-      <w:r>
-        <w:rPr>
-          <w:rFonts w:ascii="Roboto" w:hAnsi="Roboto"/>
-          <w:color w:val="0D0D0D"/>
-          <w:sz w:val="23"/>
-          <w:szCs w:val="23"/>
-          <w:shd w:val="clear" w:color="auto" w:fill="FFFFFF"/>
-        </w:rPr>
-        <w:t xml:space="preserve">　第３回太田塾勉強会　火災保険活用セミナー　</w:t>
-      </w:r>
-    </w:p>
-    <w:p>
-      <w:pPr>
-        <w:jc w:val="left"/>
-        <w:rPr>
-          <w:rFonts w:ascii="Roboto" w:hAnsi="Roboto"/>
-          <w:color w:val="0D0D0D"/>
-          <w:sz w:val="23"/>
-          <w:szCs w:val="23"/>
-          <w:shd w:val="clear" w:color="auto" w:fill="FFFFFF"/>
-        </w:rPr>
-      </w:pPr>
-      <w:r>
-        <w:rPr>
-          <w:rFonts w:ascii="Roboto" w:hAnsi="Roboto" w:hint="eastAsia"/>
-          <w:color w:val="0D0D0D"/>
-          <w:sz w:val="23"/>
-          <w:szCs w:val="23"/>
-          <w:shd w:val="clear" w:color="auto" w:fill="FFFFFF"/>
-        </w:rPr>
-        <w:t xml:space="preserve">　　</w:t>
-      </w:r>
-      <w:r>
-        <w:rPr>
-          <w:rFonts w:ascii="Roboto" w:hAnsi="Roboto"/>
-          <w:color w:val="0D0D0D"/>
-          <w:sz w:val="23"/>
-          <w:szCs w:val="23"/>
-          <w:shd w:val="clear" w:color="auto" w:fill="FFFFFF"/>
-        </w:rPr>
-        <w:t>その１（加入編）</w:t>
-      </w:r>
-      <w:r>
-        <w:rPr>
-          <w:rFonts w:ascii="Roboto" w:hAnsi="Roboto" w:hint="eastAsia"/>
-          <w:color w:val="0D0D0D"/>
-          <w:sz w:val="23"/>
-          <w:szCs w:val="23"/>
-          <w:shd w:val="clear" w:color="auto" w:fill="FFFFFF"/>
-        </w:rPr>
-        <w:t xml:space="preserve">　</w:t>
+      <w:r>
+        <w:rPr>
+          <w:rFonts w:ascii="ＭＳ Ｐゴシック" w:eastAsia="ＭＳ Ｐゴシック" w:hAnsi="ＭＳ Ｐゴシック" w:cs="ＭＳ Ｐゴシック" w:hint="eastAsia"/>
+          <w:color w:val="000000"/>
+          <w:sz w:val="24"/>
+          <w:szCs w:val="24"/>
+        </w:rPr>
+        <w:t xml:space="preserve">　　その３　</w:t>
       </w:r>
       <w:hyperlink r:id="rId11" w:history="1">
         <w:r>
           <w:rPr>
             <w:rStyle w:val="a6"/>
-            <w:rFonts w:ascii="Roboto" w:hAnsi="Roboto"/>
-            <w:sz w:val="23"/>
-            <w:szCs w:val="23"/>
-            <w:shd w:val="clear" w:color="auto" w:fill="FFFFFF"/>
+            <w:rFonts w:ascii="ＭＳ Ｐゴシック" w:eastAsia="ＭＳ Ｐゴシック" w:hAnsi="ＭＳ Ｐゴシック" w:cs="ＭＳ Ｐゴシック"/>
+            <w:sz w:val="24"/>
+            <w:szCs w:val="24"/>
           </w:rPr>
-          <w:t>https://youtu.be/_hFESNooJtw</w:t>
+          <w:t>https://youtu.be/YWsTu8gR6fs</w:t>
         </w:r>
       </w:hyperlink>
     </w:p>
@@ -570,33 +419,30 @@
       <w:pPr>
         <w:jc w:val="left"/>
         <w:rPr>
-          <w:rFonts w:ascii="Roboto" w:hAnsi="Roboto"/>
-          <w:color w:val="0D0D0D"/>
-          <w:sz w:val="23"/>
-          <w:szCs w:val="23"/>
-          <w:shd w:val="clear" w:color="auto" w:fill="FFFFFF"/>
-        </w:rPr>
-      </w:pPr>
-      <w:r>
-        <w:rPr>
-          <w:rFonts w:ascii="Roboto" w:hAnsi="Roboto" w:hint="eastAsia"/>
-          <w:color w:val="0D0D0D"/>
-          <w:sz w:val="23"/>
-          <w:szCs w:val="23"/>
-          <w:shd w:val="clear" w:color="auto" w:fill="FFFFFF"/>
-        </w:rPr>
-        <w:t xml:space="preserve">　　その２（請求編）　</w:t>
+          <w:rFonts w:ascii="ＭＳ Ｐゴシック" w:eastAsia="ＭＳ Ｐゴシック" w:hAnsi="ＭＳ Ｐゴシック" w:cs="ＭＳ Ｐゴシック"/>
+          <w:color w:val="000000"/>
+          <w:sz w:val="24"/>
+          <w:szCs w:val="24"/>
+        </w:rPr>
+      </w:pPr>
+      <w:r>
+        <w:rPr>
+          <w:rFonts w:ascii="ＭＳ Ｐゴシック" w:eastAsia="ＭＳ Ｐゴシック" w:hAnsi="ＭＳ Ｐゴシック" w:cs="ＭＳ Ｐゴシック" w:hint="eastAsia"/>
+          <w:color w:val="000000"/>
+          <w:sz w:val="24"/>
+          <w:szCs w:val="24"/>
+        </w:rPr>
+        <w:t xml:space="preserve">　　その４　</w:t>
       </w:r>
       <w:hyperlink r:id="rId12" w:history="1">
         <w:r>
           <w:rPr>
             <w:rStyle w:val="a6"/>
-            <w:rFonts w:ascii="Roboto" w:hAnsi="Roboto"/>
-            <w:sz w:val="23"/>
-            <w:szCs w:val="23"/>
-            <w:shd w:val="clear" w:color="auto" w:fill="FFFFFF"/>
+            <w:rFonts w:ascii="ＭＳ Ｐゴシック" w:eastAsia="ＭＳ Ｐゴシック" w:hAnsi="ＭＳ Ｐゴシック" w:cs="ＭＳ Ｐゴシック"/>
+            <w:sz w:val="24"/>
+            <w:szCs w:val="24"/>
           </w:rPr>
-          <w:t>https://youtu.be/l4nKTdLx6ho</w:t>
+          <w:t>https://youtu.be/PGsDD3xXkdo</w:t>
         </w:r>
       </w:hyperlink>
     </w:p>
@@ -612,24 +458,22 @@
       </w:pPr>
       <w:r>
         <w:rPr>
-          <w:rFonts w:ascii="Roboto" w:hAnsi="Roboto" w:hint="eastAsia"/>
-          <w:color w:val="0D0D0D"/>
-          <w:sz w:val="23"/>
-          <w:szCs w:val="23"/>
-          <w:shd w:val="clear" w:color="auto" w:fill="FFFFFF"/>
-        </w:rPr>
-        <w:t xml:space="preserve">　　その３（質疑応答）　</w:t>
+          <w:rFonts w:ascii="ＭＳ Ｐゴシック" w:eastAsia="ＭＳ Ｐゴシック" w:hAnsi="ＭＳ Ｐゴシック" w:cs="ＭＳ Ｐゴシック" w:hint="eastAsia"/>
+          <w:color w:val="000000"/>
+          <w:sz w:val="24"/>
+          <w:szCs w:val="24"/>
+        </w:rPr>
+        <w:t xml:space="preserve">　　その５　</w:t>
       </w:r>
       <w:hyperlink r:id="rId13" w:history="1">
         <w:r>
           <w:rPr>
             <w:rStyle w:val="a6"/>
-            <w:rFonts w:ascii="Roboto" w:hAnsi="Roboto"/>
-            <w:sz w:val="23"/>
-            <w:szCs w:val="23"/>
-            <w:shd w:val="clear" w:color="auto" w:fill="FFFFFF"/>
+            <w:rFonts w:ascii="ＭＳ Ｐゴシック" w:eastAsia="ＭＳ Ｐゴシック" w:hAnsi="ＭＳ Ｐゴシック" w:cs="ＭＳ Ｐゴシック"/>
+            <w:sz w:val="24"/>
+            <w:szCs w:val="24"/>
           </w:rPr>
-          <w:t>https://youtu.be/l3nXlrePxGs</w:t>
+          <w:t>https://youtu.be/LKyzY_CXdbM</w:t>
         </w:r>
       </w:hyperlink>
     </w:p>
@@ -661,48 +505,27 @@
           <w:sz w:val="24"/>
           <w:szCs w:val="24"/>
         </w:rPr>
-        <w:t>・　　202511</w:t>
-      </w:r>
-      <w:r>
-        <w:rPr>
-          <w:rFonts w:ascii="ＭＳ Ｐゴシック" w:eastAsia="ＭＳ Ｐゴシック" w:hAnsi="ＭＳ Ｐゴシック" w:cs="ＭＳ Ｐゴシック"/>
-          <w:color w:val="000000"/>
-          <w:sz w:val="24"/>
-          <w:szCs w:val="24"/>
-        </w:rPr>
-        <w:t>20</w:t>
-      </w:r>
-      <w:r>
-        <w:rPr>
-          <w:rFonts w:ascii="ＭＳ Ｐゴシック" w:eastAsia="ＭＳ Ｐゴシック" w:hAnsi="ＭＳ Ｐゴシック" w:cs="ＭＳ Ｐゴシック" w:hint="eastAsia"/>
-          <w:color w:val="000000"/>
-          <w:sz w:val="24"/>
-          <w:szCs w:val="24"/>
-        </w:rPr>
-        <w:t xml:space="preserve">　第４回太田塾勉強会　INVASE商品説明＆質疑応答</w:t>
-      </w:r>
-    </w:p>
-    <w:p>
-      <w:pPr>
-        <w:jc w:val="left"/>
-      </w:pPr>
-      <w:r>
-        <w:rPr>
-          <w:rFonts w:ascii="ＭＳ Ｐゴシック" w:eastAsia="ＭＳ Ｐゴシック" w:hAnsi="ＭＳ Ｐゴシック" w:cs="ＭＳ Ｐゴシック" w:hint="eastAsia"/>
-          <w:color w:val="000000"/>
-          <w:sz w:val="24"/>
-          <w:szCs w:val="24"/>
-        </w:rPr>
-        <w:t xml:space="preserve">　　</w:t>
-      </w:r>
-      <w:r>
-        <w:rPr>
-          <w:rFonts w:ascii="ＭＳ Ｐゴシック" w:eastAsia="ＭＳ Ｐゴシック" w:hAnsi="ＭＳ Ｐゴシック" w:cs="ＭＳ Ｐゴシック" w:hint="eastAsia"/>
-          <w:color w:val="000000"/>
-          <w:sz w:val="24"/>
-          <w:szCs w:val="24"/>
-        </w:rPr>
-        <w:t xml:space="preserve">　</w:t>
+        <w:t xml:space="preserve">　　○プライマリー野中町</w:t>
+      </w:r>
+    </w:p>
+    <w:p>
+      <w:pPr>
+        <w:jc w:val="left"/>
+        <w:rPr>
+          <w:rFonts w:ascii="ＭＳ Ｐゴシック" w:eastAsia="ＭＳ Ｐゴシック" w:hAnsi="ＭＳ Ｐゴシック" w:cs="ＭＳ Ｐゴシック"/>
+          <w:color w:val="000000"/>
+          <w:sz w:val="24"/>
+          <w:szCs w:val="24"/>
+        </w:rPr>
+      </w:pPr>
+      <w:r>
+        <w:rPr>
+          <w:rFonts w:ascii="ＭＳ Ｐゴシック" w:eastAsia="ＭＳ Ｐゴシック" w:hAnsi="ＭＳ Ｐゴシック" w:cs="ＭＳ Ｐゴシック" w:hint="eastAsia"/>
+          <w:color w:val="000000"/>
+          <w:sz w:val="24"/>
+          <w:szCs w:val="24"/>
+        </w:rPr>
+        <w:t xml:space="preserve">　　その１　</w:t>
       </w:r>
       <w:hyperlink r:id="rId14" w:history="1">
         <w:r>
@@ -712,749 +535,288 @@
             <w:sz w:val="24"/>
             <w:szCs w:val="24"/>
           </w:rPr>
-          <w:t>https://youtu.be/M3Y5M3Pi4D0</w:t>
+          <w:t>https://youtu.be/YycIufqVUoc</w:t>
         </w:r>
       </w:hyperlink>
     </w:p>
     <w:p>
       <w:pPr>
         <w:jc w:val="left"/>
-      </w:pPr>
-    </w:p>
-    <w:p>
-      <w:pPr>
-        <w:jc w:val="left"/>
-        <w:rPr>
-          <w:rFonts w:ascii="ＭＳ Ｐゴシック" w:eastAsia="ＭＳ Ｐゴシック" w:hAnsi="ＭＳ Ｐゴシック"/>
-          <w:sz w:val="24"/>
-          <w:szCs w:val="24"/>
-        </w:rPr>
-      </w:pPr>
-      <w:r>
-        <w:rPr>
-          <w:rFonts w:ascii="ＭＳ Ｐゴシック" w:eastAsia="ＭＳ Ｐゴシック" w:hAnsi="ＭＳ Ｐゴシック" w:hint="eastAsia"/>
-          <w:sz w:val="24"/>
-          <w:szCs w:val="24"/>
-        </w:rPr>
-        <w:t xml:space="preserve">・　</w:t>
-      </w:r>
-      <w:r>
-        <w:rPr>
-          <w:rFonts w:ascii="ＭＳ Ｐゴシック" w:eastAsia="ＭＳ Ｐゴシック" w:hAnsi="ＭＳ Ｐゴシック" w:hint="eastAsia"/>
-          <w:sz w:val="24"/>
-          <w:szCs w:val="24"/>
-        </w:rPr>
-        <w:t xml:space="preserve">　</w:t>
-      </w:r>
-      <w:r>
-        <w:rPr>
-          <w:rFonts w:ascii="ＭＳ Ｐゴシック" w:eastAsia="ＭＳ Ｐゴシック" w:hAnsi="ＭＳ Ｐゴシック" w:hint="eastAsia"/>
-          <w:sz w:val="24"/>
-          <w:szCs w:val="24"/>
-        </w:rPr>
-        <w:t xml:space="preserve">20251123　</w:t>
-      </w:r>
-      <w:r>
-        <w:rPr>
-          <w:rFonts w:ascii="ＭＳ Ｐゴシック" w:eastAsia="ＭＳ Ｐゴシック" w:hAnsi="ＭＳ Ｐゴシック"/>
-          <w:sz w:val="24"/>
-          <w:szCs w:val="24"/>
-        </w:rPr>
-        <w:t xml:space="preserve">第５回太田塾勉強会　</w:t>
-      </w:r>
-    </w:p>
-    <w:p>
-      <w:pPr>
-        <w:jc w:val="left"/>
-        <w:rPr>
-          <w:rFonts w:ascii="ＭＳ Ｐゴシック" w:eastAsia="ＭＳ Ｐゴシック" w:hAnsi="ＭＳ Ｐゴシック"/>
-          <w:sz w:val="24"/>
-          <w:szCs w:val="24"/>
-        </w:rPr>
-      </w:pPr>
-    </w:p>
-    <w:p>
-      <w:pPr>
-        <w:jc w:val="left"/>
-        <w:rPr>
-          <w:rFonts w:ascii="ＭＳ Ｐゴシック" w:eastAsia="ＭＳ Ｐゴシック" w:hAnsi="ＭＳ Ｐゴシック"/>
-          <w:sz w:val="24"/>
-          <w:szCs w:val="24"/>
-        </w:rPr>
-      </w:pPr>
-      <w:r>
-        <w:rPr>
-          <w:rFonts w:ascii="ＭＳ Ｐゴシック" w:eastAsia="ＭＳ Ｐゴシック" w:hAnsi="ＭＳ Ｐゴシック" w:hint="eastAsia"/>
-          <w:sz w:val="24"/>
-          <w:szCs w:val="24"/>
-        </w:rPr>
-        <w:t xml:space="preserve">　　</w:t>
-      </w:r>
-      <w:r>
-        <w:rPr>
-          <w:rFonts w:ascii="ＭＳ Ｐゴシック" w:eastAsia="ＭＳ Ｐゴシック" w:hAnsi="ＭＳ Ｐゴシック" w:hint="eastAsia"/>
-          <w:sz w:val="24"/>
-          <w:szCs w:val="24"/>
-        </w:rPr>
-        <w:t xml:space="preserve">　</w:t>
-      </w:r>
-      <w:r>
-        <w:rPr>
-          <w:rFonts w:ascii="ＭＳ Ｐゴシック" w:eastAsia="ＭＳ Ｐゴシック" w:hAnsi="ＭＳ Ｐゴシック"/>
-          <w:sz w:val="24"/>
-          <w:szCs w:val="24"/>
-        </w:rPr>
-        <w:t>新築物件をオーバーローンで購入</w:t>
-      </w:r>
-      <w:r>
-        <w:rPr>
-          <w:rFonts w:ascii="Apple Color Emoji" w:eastAsia="ＭＳ Ｐゴシック" w:hAnsi="Apple Color Emoji" w:cs="Apple Color Emoji"/>
-          <w:sz w:val="24"/>
-          <w:szCs w:val="24"/>
-        </w:rPr>
-        <w:t>⁉️</w:t>
-      </w:r>
-      <w:r>
-        <w:rPr>
-          <w:rFonts w:ascii="ＭＳ Ｐゴシック" w:eastAsia="ＭＳ Ｐゴシック" w:hAnsi="ＭＳ Ｐゴシック"/>
-          <w:sz w:val="24"/>
-          <w:szCs w:val="24"/>
-        </w:rPr>
-        <w:t>物件買って資金調達㊙️</w:t>
-      </w:r>
-      <w:r>
-        <w:rPr>
-          <w:rFonts w:ascii="ＭＳ Ｐゴシック" w:eastAsia="ＭＳ Ｐゴシック" w:hAnsi="ＭＳ Ｐゴシック" w:hint="eastAsia"/>
-          <w:sz w:val="24"/>
-          <w:szCs w:val="24"/>
-        </w:rPr>
-        <w:t>（田中基裕登壇）</w:t>
-      </w:r>
-      <w:r>
-        <w:rPr>
-          <w:rFonts w:ascii="ＭＳ Ｐゴシック" w:eastAsia="ＭＳ Ｐゴシック" w:hAnsi="ＭＳ Ｐゴシック"/>
-          <w:sz w:val="24"/>
-          <w:szCs w:val="24"/>
-        </w:rPr>
-        <w:br/>
-      </w:r>
-      <w:r>
-        <w:rPr>
-          <w:rFonts w:ascii="ＭＳ Ｐゴシック" w:eastAsia="ＭＳ Ｐゴシック" w:hAnsi="ＭＳ Ｐゴシック" w:hint="eastAsia"/>
-          <w:sz w:val="24"/>
-          <w:szCs w:val="24"/>
-        </w:rPr>
-        <w:t xml:space="preserve">　　</w:t>
-      </w:r>
-      <w:r>
-        <w:rPr>
-          <w:rFonts w:ascii="ＭＳ Ｐゴシック" w:eastAsia="ＭＳ Ｐゴシック" w:hAnsi="ＭＳ Ｐゴシック" w:hint="eastAsia"/>
-          <w:sz w:val="24"/>
-          <w:szCs w:val="24"/>
-        </w:rPr>
-        <w:t xml:space="preserve">　</w:t>
+        <w:rPr>
+          <w:rFonts w:ascii="ＭＳ Ｐゴシック" w:eastAsia="ＭＳ Ｐゴシック" w:hAnsi="ＭＳ Ｐゴシック" w:cs="ＭＳ Ｐゴシック"/>
+          <w:color w:val="000000"/>
+          <w:sz w:val="24"/>
+          <w:szCs w:val="24"/>
+        </w:rPr>
+      </w:pPr>
+    </w:p>
+    <w:p>
+      <w:pPr>
+        <w:jc w:val="left"/>
+        <w:rPr>
+          <w:rFonts w:ascii="ＭＳ Ｐゴシック" w:eastAsia="ＭＳ Ｐゴシック" w:hAnsi="ＭＳ Ｐゴシック" w:cs="ＭＳ Ｐゴシック"/>
+          <w:color w:val="000000"/>
+          <w:sz w:val="24"/>
+          <w:szCs w:val="24"/>
+        </w:rPr>
+      </w:pPr>
+      <w:r>
+        <w:rPr>
+          <w:rFonts w:ascii="ＭＳ Ｐゴシック" w:eastAsia="ＭＳ Ｐゴシック" w:hAnsi="ＭＳ Ｐゴシック" w:cs="ＭＳ Ｐゴシック" w:hint="eastAsia"/>
+          <w:color w:val="000000"/>
+          <w:sz w:val="24"/>
+          <w:szCs w:val="24"/>
+        </w:rPr>
+        <w:t xml:space="preserve">　　○プライマリー久留米大南</w:t>
+      </w:r>
+    </w:p>
+    <w:p>
+      <w:pPr>
+        <w:jc w:val="left"/>
+        <w:rPr>
+          <w:rFonts w:ascii="ＭＳ Ｐゴシック" w:eastAsia="ＭＳ Ｐゴシック" w:hAnsi="ＭＳ Ｐゴシック" w:cs="ＭＳ Ｐゴシック"/>
+          <w:color w:val="000000"/>
+          <w:sz w:val="24"/>
+          <w:szCs w:val="24"/>
+        </w:rPr>
+      </w:pPr>
+      <w:r>
+        <w:rPr>
+          <w:rFonts w:ascii="ＭＳ Ｐゴシック" w:eastAsia="ＭＳ Ｐゴシック" w:hAnsi="ＭＳ Ｐゴシック" w:cs="ＭＳ Ｐゴシック" w:hint="eastAsia"/>
+          <w:color w:val="000000"/>
+          <w:sz w:val="24"/>
+          <w:szCs w:val="24"/>
+        </w:rPr>
+        <w:t xml:space="preserve">　　その１　</w:t>
       </w:r>
       <w:hyperlink r:id="rId15" w:history="1">
         <w:r>
           <w:rPr>
             <w:rStyle w:val="a6"/>
-            <w:rFonts w:ascii="ＭＳ Ｐゴシック" w:eastAsia="ＭＳ Ｐゴシック" w:hAnsi="ＭＳ Ｐゴシック"/>
+            <w:rFonts w:ascii="ＭＳ Ｐゴシック" w:eastAsia="ＭＳ Ｐゴシック" w:hAnsi="ＭＳ Ｐゴシック" w:cs="ＭＳ Ｐゴシック"/>
             <w:sz w:val="24"/>
             <w:szCs w:val="24"/>
           </w:rPr>
-          <w:t>https://youtu.be/LL5-z_rrZzE</w:t>
+          <w:t>https://youtu.be/CKnDKbVaxHU</w:t>
         </w:r>
       </w:hyperlink>
     </w:p>
     <w:p>
       <w:pPr>
         <w:jc w:val="left"/>
-      </w:pPr>
-      <w:r>
-        <w:rPr>
-          <w:rFonts w:ascii="ＭＳ Ｐゴシック" w:eastAsia="ＭＳ Ｐゴシック" w:hAnsi="ＭＳ Ｐゴシック"/>
-          <w:sz w:val="24"/>
-          <w:szCs w:val="24"/>
-        </w:rPr>
-        <w:br/>
-      </w:r>
-      <w:r>
-        <w:rPr>
-          <w:rFonts w:ascii="ＭＳ Ｐゴシック" w:eastAsia="ＭＳ Ｐゴシック" w:hAnsi="ＭＳ Ｐゴシック" w:hint="eastAsia"/>
-          <w:sz w:val="24"/>
-          <w:szCs w:val="24"/>
-        </w:rPr>
-        <w:t xml:space="preserve">　　</w:t>
-      </w:r>
-      <w:r>
-        <w:rPr>
-          <w:rFonts w:ascii="ＭＳ Ｐゴシック" w:eastAsia="ＭＳ Ｐゴシック" w:hAnsi="ＭＳ Ｐゴシック" w:hint="eastAsia"/>
-          <w:sz w:val="24"/>
-          <w:szCs w:val="24"/>
-        </w:rPr>
-        <w:t xml:space="preserve">　</w:t>
-      </w:r>
-      <w:r>
-        <w:rPr>
-          <w:rFonts w:ascii="ＭＳ Ｐゴシック" w:eastAsia="ＭＳ Ｐゴシック" w:hAnsi="ＭＳ Ｐゴシック"/>
-          <w:sz w:val="24"/>
-          <w:szCs w:val="24"/>
-        </w:rPr>
-        <w:t>ANA上級会員への道</w:t>
-      </w:r>
-      <w:r>
-        <w:rPr>
-          <w:rFonts w:ascii="Apple Color Emoji" w:eastAsia="ＭＳ Ｐゴシック" w:hAnsi="Apple Color Emoji" w:cs="Apple Color Emoji"/>
-          <w:sz w:val="24"/>
-          <w:szCs w:val="24"/>
-        </w:rPr>
-        <w:t>✈️</w:t>
-      </w:r>
-      <w:r>
-        <w:rPr>
-          <w:rFonts w:ascii="ＭＳ Ｐゴシック" w:eastAsia="ＭＳ Ｐゴシック" w:hAnsi="ＭＳ Ｐゴシック" w:cs="Apple Color Emoji" w:hint="eastAsia"/>
-          <w:sz w:val="24"/>
-          <w:szCs w:val="24"/>
-        </w:rPr>
-        <w:t>（太田登壇）</w:t>
-      </w:r>
-      <w:r>
-        <w:rPr>
-          <w:rFonts w:ascii="ＭＳ Ｐゴシック" w:eastAsia="ＭＳ Ｐゴシック" w:hAnsi="ＭＳ Ｐゴシック"/>
-          <w:sz w:val="24"/>
-          <w:szCs w:val="24"/>
-        </w:rPr>
-        <w:br/>
-      </w:r>
-      <w:r>
-        <w:rPr>
-          <w:rFonts w:ascii="ＭＳ Ｐゴシック" w:eastAsia="ＭＳ Ｐゴシック" w:hAnsi="ＭＳ Ｐゴシック" w:hint="eastAsia"/>
-          <w:sz w:val="24"/>
-          <w:szCs w:val="24"/>
-        </w:rPr>
-        <w:t xml:space="preserve">　　</w:t>
-      </w:r>
-      <w:r>
-        <w:rPr>
-          <w:rFonts w:ascii="ＭＳ Ｐゴシック" w:eastAsia="ＭＳ Ｐゴシック" w:hAnsi="ＭＳ Ｐゴシック" w:hint="eastAsia"/>
-          <w:sz w:val="24"/>
-          <w:szCs w:val="24"/>
-        </w:rPr>
-        <w:t xml:space="preserve">　</w:t>
+        <w:rPr>
+          <w:rFonts w:ascii="ＭＳ Ｐゴシック" w:eastAsia="ＭＳ Ｐゴシック" w:hAnsi="ＭＳ Ｐゴシック" w:cs="ＭＳ Ｐゴシック"/>
+          <w:color w:val="000000"/>
+          <w:sz w:val="24"/>
+          <w:szCs w:val="24"/>
+        </w:rPr>
+      </w:pPr>
+    </w:p>
+    <w:p>
+      <w:pPr>
+        <w:jc w:val="left"/>
+        <w:rPr>
+          <w:rFonts w:ascii="ＭＳ Ｐゴシック" w:eastAsia="ＭＳ Ｐゴシック" w:hAnsi="ＭＳ Ｐゴシック" w:cs="ＭＳ Ｐゴシック"/>
+          <w:color w:val="000000"/>
+          <w:sz w:val="24"/>
+          <w:szCs w:val="24"/>
+        </w:rPr>
+      </w:pPr>
+      <w:r>
+        <w:rPr>
+          <w:rFonts w:ascii="ＭＳ Ｐゴシック" w:eastAsia="ＭＳ Ｐゴシック" w:hAnsi="ＭＳ Ｐゴシック" w:cs="ＭＳ Ｐゴシック" w:hint="eastAsia"/>
+          <w:color w:val="000000"/>
+          <w:sz w:val="24"/>
+          <w:szCs w:val="24"/>
+        </w:rPr>
+        <w:t xml:space="preserve">　　○廣瀬さん　久留米ガレージ付き新築アパート</w:t>
+      </w:r>
+    </w:p>
+    <w:p>
+      <w:pPr>
+        <w:jc w:val="left"/>
+        <w:rPr>
+          <w:rFonts w:ascii="ＭＳ Ｐゴシック" w:eastAsia="ＭＳ Ｐゴシック" w:hAnsi="ＭＳ Ｐゴシック" w:cs="ＭＳ Ｐゴシック"/>
+          <w:color w:val="000000"/>
+          <w:sz w:val="24"/>
+          <w:szCs w:val="24"/>
+        </w:rPr>
+      </w:pPr>
+      <w:r>
+        <w:rPr>
+          <w:rFonts w:ascii="ＭＳ Ｐゴシック" w:eastAsia="ＭＳ Ｐゴシック" w:hAnsi="ＭＳ Ｐゴシック" w:cs="ＭＳ Ｐゴシック" w:hint="eastAsia"/>
+          <w:color w:val="000000"/>
+          <w:sz w:val="24"/>
+          <w:szCs w:val="24"/>
+        </w:rPr>
+        <w:t xml:space="preserve">　　その１　</w:t>
       </w:r>
       <w:hyperlink r:id="rId16" w:history="1">
         <w:r>
           <w:rPr>
             <w:rStyle w:val="a6"/>
-            <w:rFonts w:ascii="ＭＳ Ｐゴシック" w:eastAsia="ＭＳ Ｐゴシック" w:hAnsi="ＭＳ Ｐゴシック"/>
+            <w:rFonts w:ascii="ＭＳ Ｐゴシック" w:eastAsia="ＭＳ Ｐゴシック" w:hAnsi="ＭＳ Ｐゴシック" w:cs="ＭＳ Ｐゴシック"/>
             <w:sz w:val="24"/>
             <w:szCs w:val="24"/>
           </w:rPr>
-          <w:t>https://youtu.be/7UMZAGlNcU4</w:t>
+          <w:t>https://youtu.be/-z4e337i8qA</w:t>
         </w:r>
       </w:hyperlink>
     </w:p>
     <w:p>
       <w:pPr>
         <w:jc w:val="left"/>
-      </w:pPr>
-    </w:p>
-    <w:p>
-      <w:pPr>
-        <w:jc w:val="left"/>
-        <w:rPr>
-          <w:rFonts w:ascii="ＭＳ Ｐゴシック" w:eastAsia="ＭＳ Ｐゴシック" w:hAnsi="ＭＳ Ｐゴシック"/>
-          <w:sz w:val="24"/>
-          <w:szCs w:val="24"/>
-        </w:rPr>
-      </w:pPr>
-      <w:r>
-        <w:rPr>
-          <w:rFonts w:ascii="ＭＳ Ｐゴシック" w:eastAsia="ＭＳ Ｐゴシック" w:hAnsi="ＭＳ Ｐゴシック" w:hint="eastAsia"/>
-          <w:sz w:val="24"/>
-          <w:szCs w:val="24"/>
-        </w:rPr>
-        <w:t xml:space="preserve">・　</w:t>
-      </w:r>
-      <w:r>
-        <w:rPr>
-          <w:rFonts w:ascii="ＭＳ Ｐゴシック" w:eastAsia="ＭＳ Ｐゴシック" w:hAnsi="ＭＳ Ｐゴシック" w:hint="eastAsia"/>
-          <w:sz w:val="24"/>
-          <w:szCs w:val="24"/>
-        </w:rPr>
-        <w:t xml:space="preserve">　</w:t>
-      </w:r>
-      <w:r>
-        <w:rPr>
-          <w:rFonts w:ascii="ＭＳ Ｐゴシック" w:eastAsia="ＭＳ Ｐゴシック" w:hAnsi="ＭＳ Ｐゴシック" w:hint="eastAsia"/>
-          <w:sz w:val="24"/>
-          <w:szCs w:val="24"/>
-        </w:rPr>
-        <w:t>20251210　第６回太田塾勉強会　エナジーライフ商品説明＆質疑応答</w:t>
-      </w:r>
-    </w:p>
-    <w:p>
-      <w:pPr>
-        <w:jc w:val="left"/>
-      </w:pPr>
-      <w:r>
-        <w:rPr>
-          <w:rFonts w:ascii="ＭＳ Ｐゴシック" w:eastAsia="ＭＳ Ｐゴシック" w:hAnsi="ＭＳ Ｐゴシック" w:hint="eastAsia"/>
-          <w:sz w:val="24"/>
-          <w:szCs w:val="24"/>
-        </w:rPr>
-        <w:t xml:space="preserve">　　</w:t>
-      </w:r>
-      <w:r>
-        <w:rPr>
-          <w:rFonts w:ascii="ＭＳ Ｐゴシック" w:eastAsia="ＭＳ Ｐゴシック" w:hAnsi="ＭＳ Ｐゴシック" w:hint="eastAsia"/>
-          <w:sz w:val="24"/>
-          <w:szCs w:val="24"/>
-        </w:rPr>
-        <w:t xml:space="preserve">　</w:t>
+        <w:rPr>
+          <w:rFonts w:ascii="ＭＳ Ｐゴシック" w:eastAsia="ＭＳ Ｐゴシック" w:hAnsi="ＭＳ Ｐゴシック" w:cs="ＭＳ Ｐゴシック"/>
+          <w:color w:val="000000"/>
+          <w:sz w:val="24"/>
+          <w:szCs w:val="24"/>
+        </w:rPr>
+      </w:pPr>
+      <w:r>
+        <w:rPr>
+          <w:rFonts w:ascii="ＭＳ Ｐゴシック" w:eastAsia="ＭＳ Ｐゴシック" w:hAnsi="ＭＳ Ｐゴシック" w:cs="ＭＳ Ｐゴシック" w:hint="eastAsia"/>
+          <w:color w:val="000000"/>
+          <w:sz w:val="24"/>
+          <w:szCs w:val="24"/>
+        </w:rPr>
+        <w:t xml:space="preserve">　　その２　</w:t>
       </w:r>
       <w:hyperlink r:id="rId17" w:history="1">
         <w:r>
           <w:rPr>
             <w:rStyle w:val="a6"/>
-            <w:rFonts w:ascii="ＭＳ Ｐゴシック" w:eastAsia="ＭＳ Ｐゴシック" w:hAnsi="ＭＳ Ｐゴシック"/>
+            <w:rFonts w:ascii="ＭＳ Ｐゴシック" w:eastAsia="ＭＳ Ｐゴシック" w:hAnsi="ＭＳ Ｐゴシック" w:cs="ＭＳ Ｐゴシック"/>
             <w:sz w:val="24"/>
             <w:szCs w:val="24"/>
           </w:rPr>
-          <w:t>https://youtu.be/o7kJvphQJQ4</w:t>
+          <w:t>https://youtu.be/tZ1RHWt0m-0</w:t>
         </w:r>
       </w:hyperlink>
     </w:p>
     <w:p>
       <w:pPr>
         <w:jc w:val="left"/>
-      </w:pPr>
-    </w:p>
-    <w:p>
-      <w:pPr>
-        <w:jc w:val="left"/>
-        <w:rPr>
-          <w:rFonts w:ascii="ＭＳ Ｐゴシック" w:eastAsia="ＭＳ Ｐゴシック" w:hAnsi="ＭＳ Ｐゴシック"/>
-          <w:sz w:val="24"/>
-          <w:szCs w:val="24"/>
-        </w:rPr>
-      </w:pPr>
-      <w:r>
-        <w:rPr>
-          <w:rFonts w:ascii="ＭＳ Ｐゴシック" w:eastAsia="ＭＳ Ｐゴシック" w:hAnsi="ＭＳ Ｐゴシック" w:hint="eastAsia"/>
-          <w:sz w:val="24"/>
-          <w:szCs w:val="24"/>
-        </w:rPr>
-        <w:t xml:space="preserve">・　</w:t>
-      </w:r>
-      <w:r>
-        <w:rPr>
-          <w:rFonts w:ascii="ＭＳ Ｐゴシック" w:eastAsia="ＭＳ Ｐゴシック" w:hAnsi="ＭＳ Ｐゴシック" w:hint="eastAsia"/>
-          <w:sz w:val="24"/>
-          <w:szCs w:val="24"/>
-        </w:rPr>
-        <w:t xml:space="preserve">　</w:t>
-      </w:r>
-      <w:r>
-        <w:rPr>
-          <w:rFonts w:ascii="ＭＳ Ｐゴシック" w:eastAsia="ＭＳ Ｐゴシック" w:hAnsi="ＭＳ Ｐゴシック" w:hint="eastAsia"/>
-          <w:sz w:val="24"/>
-          <w:szCs w:val="24"/>
-        </w:rPr>
-        <w:t>20251223　第７回太田塾勉強会　AGビジネスサポート商品説明＆質疑応答</w:t>
-      </w:r>
-    </w:p>
-    <w:p>
-      <w:pPr>
-        <w:jc w:val="left"/>
-      </w:pPr>
-      <w:r>
-        <w:rPr>
-          <w:rFonts w:ascii="ＭＳ Ｐゴシック" w:eastAsia="ＭＳ Ｐゴシック" w:hAnsi="ＭＳ Ｐゴシック" w:hint="eastAsia"/>
-          <w:sz w:val="24"/>
-          <w:szCs w:val="24"/>
-        </w:rPr>
-        <w:t xml:space="preserve">　　</w:t>
-      </w:r>
-      <w:r>
-        <w:rPr>
-          <w:rFonts w:ascii="ＭＳ Ｐゴシック" w:eastAsia="ＭＳ Ｐゴシック" w:hAnsi="ＭＳ Ｐゴシック" w:hint="eastAsia"/>
-          <w:sz w:val="24"/>
-          <w:szCs w:val="24"/>
-        </w:rPr>
-        <w:t xml:space="preserve">　</w:t>
+        <w:rPr>
+          <w:rFonts w:ascii="ＭＳ Ｐゴシック" w:eastAsia="ＭＳ Ｐゴシック" w:hAnsi="ＭＳ Ｐゴシック" w:cs="ＭＳ Ｐゴシック"/>
+          <w:color w:val="000000"/>
+          <w:sz w:val="24"/>
+          <w:szCs w:val="24"/>
+        </w:rPr>
+      </w:pPr>
+    </w:p>
+    <w:p>
+      <w:pPr>
+        <w:jc w:val="left"/>
+        <w:rPr>
+          <w:rFonts w:ascii="ＭＳ Ｐゴシック" w:eastAsia="ＭＳ Ｐゴシック" w:hAnsi="ＭＳ Ｐゴシック" w:cs="ＭＳ Ｐゴシック"/>
+          <w:color w:val="000000"/>
+          <w:sz w:val="24"/>
+          <w:szCs w:val="24"/>
+        </w:rPr>
+      </w:pPr>
+      <w:r>
+        <w:rPr>
+          <w:rFonts w:ascii="ＭＳ Ｐゴシック" w:eastAsia="ＭＳ Ｐゴシック" w:hAnsi="ＭＳ Ｐゴシック" w:cs="ＭＳ Ｐゴシック" w:hint="eastAsia"/>
+          <w:color w:val="000000"/>
+          <w:sz w:val="24"/>
+          <w:szCs w:val="24"/>
+        </w:rPr>
+        <w:t xml:space="preserve">　　○番外編　楽待を見て、緒方が気になった物件見学</w:t>
+      </w:r>
+    </w:p>
+    <w:p>
+      <w:pPr>
+        <w:jc w:val="left"/>
+        <w:rPr>
+          <w:rFonts w:ascii="ＭＳ Ｐゴシック" w:eastAsia="ＭＳ Ｐゴシック" w:hAnsi="ＭＳ Ｐゴシック" w:cs="ＭＳ Ｐゴシック"/>
+          <w:color w:val="000000"/>
+          <w:sz w:val="24"/>
+          <w:szCs w:val="24"/>
+        </w:rPr>
+      </w:pPr>
+      <w:r>
+        <w:rPr>
+          <w:rFonts w:ascii="ＭＳ Ｐゴシック" w:eastAsia="ＭＳ Ｐゴシック" w:hAnsi="ＭＳ Ｐゴシック" w:cs="ＭＳ Ｐゴシック" w:hint="eastAsia"/>
+          <w:color w:val="000000"/>
+          <w:sz w:val="24"/>
+          <w:szCs w:val="24"/>
+        </w:rPr>
+        <w:t xml:space="preserve">　　その１　</w:t>
       </w:r>
       <w:hyperlink r:id="rId18" w:history="1">
         <w:r>
           <w:rPr>
             <w:rStyle w:val="a6"/>
-            <w:rFonts w:ascii="ＭＳ Ｐゴシック" w:eastAsia="ＭＳ Ｐゴシック" w:hAnsi="ＭＳ Ｐゴシック"/>
+            <w:rFonts w:ascii="ＭＳ Ｐゴシック" w:eastAsia="ＭＳ Ｐゴシック" w:hAnsi="ＭＳ Ｐゴシック" w:cs="ＭＳ Ｐゴシック"/>
             <w:sz w:val="24"/>
             <w:szCs w:val="24"/>
           </w:rPr>
-          <w:t>https://youtu.be/Ep5uYpXPxQ0</w:t>
+          <w:t>https://youtu.be/F6qR_8Ki7bg</w:t>
         </w:r>
       </w:hyperlink>
-    </w:p>
-    <w:p>
-      <w:pPr>
-        <w:jc w:val="left"/>
-      </w:pPr>
-    </w:p>
-    <w:p>
-      <w:pPr>
-        <w:jc w:val="left"/>
-        <w:rPr>
-          <w:rFonts w:ascii="ＭＳ Ｐゴシック" w:eastAsia="ＭＳ Ｐゴシック" w:hAnsi="ＭＳ Ｐゴシック"/>
-          <w:sz w:val="24"/>
-          <w:szCs w:val="24"/>
-        </w:rPr>
-      </w:pPr>
-      <w:r>
-        <w:rPr>
-          <w:rFonts w:ascii="ＭＳ Ｐゴシック" w:eastAsia="ＭＳ Ｐゴシック" w:hAnsi="ＭＳ Ｐゴシック" w:hint="eastAsia"/>
-          <w:sz w:val="24"/>
-          <w:szCs w:val="24"/>
-        </w:rPr>
-        <w:lastRenderedPageBreak/>
-        <w:t xml:space="preserve">・　</w:t>
-      </w:r>
-      <w:r>
-        <w:rPr>
-          <w:rFonts w:ascii="ＭＳ Ｐゴシック" w:eastAsia="ＭＳ Ｐゴシック" w:hAnsi="ＭＳ Ｐゴシック"/>
-          <w:sz w:val="24"/>
-          <w:szCs w:val="24"/>
-        </w:rPr>
-        <w:t>20260216</w:t>
-      </w:r>
-      <w:r>
-        <w:rPr>
-          <w:rFonts w:ascii="ＭＳ Ｐゴシック" w:eastAsia="ＭＳ Ｐゴシック" w:hAnsi="ＭＳ Ｐゴシック" w:hint="eastAsia"/>
-          <w:sz w:val="24"/>
-          <w:szCs w:val="24"/>
-        </w:rPr>
-        <w:t xml:space="preserve">　第８回太田塾勉強会　ブロードエンタープライズ商品説明会</w:t>
-      </w:r>
-    </w:p>
-    <w:p>
-      <w:pPr>
-        <w:jc w:val="left"/>
-      </w:pPr>
-      <w:r>
-        <w:rPr>
-          <w:rFonts w:ascii="ＭＳ Ｐゴシック" w:eastAsia="ＭＳ Ｐゴシック" w:hAnsi="ＭＳ Ｐゴシック" w:hint="eastAsia"/>
-          <w:sz w:val="24"/>
-          <w:szCs w:val="24"/>
-        </w:rPr>
-        <w:t xml:space="preserve">　　</w:t>
+      <w:r>
+        <w:rPr>
+          <w:rFonts w:ascii="ＭＳ Ｐゴシック" w:eastAsia="ＭＳ Ｐゴシック" w:hAnsi="ＭＳ Ｐゴシック" w:cs="ＭＳ Ｐゴシック" w:hint="eastAsia"/>
+          <w:color w:val="000000"/>
+          <w:sz w:val="24"/>
+          <w:szCs w:val="24"/>
+        </w:rPr>
+        <w:t xml:space="preserve">　※音声が何故か途切れています。</w:t>
+      </w:r>
+    </w:p>
+    <w:p>
+      <w:pPr>
+        <w:jc w:val="left"/>
+        <w:rPr>
+          <w:rFonts w:ascii="ＭＳ Ｐゴシック" w:eastAsia="ＭＳ Ｐゴシック" w:hAnsi="ＭＳ Ｐゴシック" w:cs="ＭＳ Ｐゴシック" w:hint="eastAsia"/>
+          <w:color w:val="000000"/>
+          <w:sz w:val="24"/>
+          <w:szCs w:val="24"/>
+        </w:rPr>
+      </w:pPr>
+      <w:r>
+        <w:rPr>
+          <w:rFonts w:ascii="ＭＳ Ｐゴシック" w:eastAsia="ＭＳ Ｐゴシック" w:hAnsi="ＭＳ Ｐゴシック" w:cs="ＭＳ Ｐゴシック" w:hint="eastAsia"/>
+          <w:color w:val="000000"/>
+          <w:sz w:val="24"/>
+          <w:szCs w:val="24"/>
+        </w:rPr>
+        <w:t xml:space="preserve">　　その２　</w:t>
       </w:r>
       <w:hyperlink r:id="rId19" w:history="1">
         <w:r>
           <w:rPr>
             <w:rStyle w:val="a6"/>
-            <w:rFonts w:ascii="ＭＳ Ｐゴシック" w:eastAsia="ＭＳ Ｐゴシック" w:hAnsi="ＭＳ Ｐゴシック"/>
+            <w:rFonts w:ascii="ＭＳ Ｐゴシック" w:eastAsia="ＭＳ Ｐゴシック" w:hAnsi="ＭＳ Ｐゴシック" w:cs="ＭＳ Ｐゴシック"/>
             <w:sz w:val="24"/>
             <w:szCs w:val="24"/>
           </w:rPr>
-          <w:t>https://youtu.be/vgTyYSCNAcs</w:t>
+          <w:t>https://youtu.be/D4YDlB4dSXc</w:t>
         </w:r>
       </w:hyperlink>
     </w:p>
     <w:p>
       <w:pPr>
         <w:jc w:val="left"/>
-      </w:pPr>
-    </w:p>
-    <w:p>
-      <w:pPr>
-        <w:jc w:val="left"/>
-        <w:rPr>
-          <w:rFonts w:ascii="ＭＳ Ｐゴシック" w:eastAsia="ＭＳ Ｐゴシック" w:hAnsi="ＭＳ Ｐゴシック"/>
-          <w:sz w:val="24"/>
-          <w:szCs w:val="24"/>
-        </w:rPr>
-      </w:pPr>
-      <w:r>
-        <w:rPr>
-          <w:rFonts w:ascii="ＭＳ Ｐゴシック" w:eastAsia="ＭＳ Ｐゴシック" w:hAnsi="ＭＳ Ｐゴシック" w:hint="eastAsia"/>
-          <w:sz w:val="24"/>
-          <w:szCs w:val="24"/>
-        </w:rPr>
-        <w:t xml:space="preserve">・　</w:t>
-      </w:r>
-      <w:r>
-        <w:rPr>
-          <w:rFonts w:ascii="ＭＳ Ｐゴシック" w:eastAsia="ＭＳ Ｐゴシック" w:hAnsi="ＭＳ Ｐゴシック"/>
-          <w:sz w:val="24"/>
-          <w:szCs w:val="24"/>
-        </w:rPr>
-        <w:t>20260228</w:t>
-      </w:r>
-      <w:r>
-        <w:rPr>
-          <w:rFonts w:ascii="ＭＳ Ｐゴシック" w:eastAsia="ＭＳ Ｐゴシック" w:hAnsi="ＭＳ Ｐゴシック" w:hint="eastAsia"/>
-          <w:sz w:val="24"/>
-          <w:szCs w:val="24"/>
-        </w:rPr>
-        <w:t xml:space="preserve">　中部大家の会（永井さん主催）　登壇セミナー</w:t>
-      </w:r>
-    </w:p>
-    <w:p>
-      <w:pPr>
-        <w:jc w:val="left"/>
-        <w:rPr>
-          <w:rFonts w:ascii="ＭＳ Ｐゴシック" w:eastAsia="ＭＳ Ｐゴシック" w:hAnsi="ＭＳ Ｐゴシック"/>
-          <w:sz w:val="24"/>
-          <w:szCs w:val="24"/>
-        </w:rPr>
-      </w:pPr>
-      <w:r>
-        <w:rPr>
-          <w:rFonts w:ascii="ＭＳ Ｐゴシック" w:eastAsia="ＭＳ Ｐゴシック" w:hAnsi="ＭＳ Ｐゴシック" w:hint="eastAsia"/>
-          <w:sz w:val="24"/>
-          <w:szCs w:val="24"/>
-        </w:rPr>
-        <w:t xml:space="preserve">　１．不動産０⇒１</w:t>
-      </w:r>
-      <w:r>
-        <w:rPr>
-          <w:rFonts w:ascii="ＭＳ Ｐゴシック" w:eastAsia="ＭＳ Ｐゴシック" w:hAnsi="ＭＳ Ｐゴシック" w:hint="eastAsia"/>
-          <w:sz w:val="24"/>
-          <w:szCs w:val="24"/>
-        </w:rPr>
-        <w:t>までの手順組</w:t>
-      </w:r>
-    </w:p>
-    <w:p>
-      <w:pPr>
-        <w:jc w:val="left"/>
-        <w:rPr>
-          <w:rFonts w:ascii="ＭＳ Ｐゴシック" w:eastAsia="ＭＳ Ｐゴシック" w:hAnsi="ＭＳ Ｐゴシック"/>
-          <w:sz w:val="24"/>
-          <w:szCs w:val="24"/>
-        </w:rPr>
-      </w:pPr>
-      <w:r>
-        <w:rPr>
-          <w:rFonts w:ascii="ＭＳ Ｐゴシック" w:eastAsia="ＭＳ Ｐゴシック" w:hAnsi="ＭＳ Ｐゴシック" w:hint="eastAsia"/>
-          <w:sz w:val="24"/>
-          <w:szCs w:val="24"/>
-        </w:rPr>
-        <w:t xml:space="preserve">　　</w:t>
-      </w:r>
-      <w:hyperlink r:id="rId20" w:history="1">
-        <w:r>
-          <w:rPr>
-            <w:rStyle w:val="a6"/>
-            <w:rFonts w:ascii="ＭＳ Ｐゴシック" w:eastAsia="ＭＳ Ｐゴシック" w:hAnsi="ＭＳ Ｐゴシック"/>
-            <w:sz w:val="24"/>
-            <w:szCs w:val="24"/>
-          </w:rPr>
-          <w:t>https://youtu.be/V3-noZT7UmE?si=tKOLSDLaH3Rl1wrX</w:t>
-        </w:r>
-      </w:hyperlink>
-    </w:p>
-    <w:p>
-      <w:pPr>
-        <w:jc w:val="left"/>
-        <w:rPr>
-          <w:rFonts w:ascii="ＭＳ Ｐゴシック" w:eastAsia="ＭＳ Ｐゴシック" w:hAnsi="ＭＳ Ｐゴシック"/>
-          <w:sz w:val="24"/>
-          <w:szCs w:val="24"/>
-        </w:rPr>
-      </w:pPr>
-    </w:p>
-    <w:p>
-      <w:pPr>
-        <w:jc w:val="left"/>
-        <w:rPr>
-          <w:rFonts w:ascii="ＭＳ Ｐゴシック" w:eastAsia="ＭＳ Ｐゴシック" w:hAnsi="ＭＳ Ｐゴシック"/>
-          <w:sz w:val="24"/>
-          <w:szCs w:val="24"/>
-        </w:rPr>
-      </w:pPr>
-      <w:r>
-        <w:rPr>
-          <w:rFonts w:ascii="ＭＳ Ｐゴシック" w:eastAsia="ＭＳ Ｐゴシック" w:hAnsi="ＭＳ Ｐゴシック" w:hint="eastAsia"/>
-          <w:sz w:val="24"/>
-          <w:szCs w:val="24"/>
-        </w:rPr>
-        <w:t xml:space="preserve">　２．１⇒１００室</w:t>
-      </w:r>
-      <w:r>
-        <w:rPr>
-          <w:rFonts w:ascii="ＭＳ Ｐゴシック" w:eastAsia="ＭＳ Ｐゴシック" w:hAnsi="ＭＳ Ｐゴシック" w:hint="eastAsia"/>
-          <w:sz w:val="24"/>
-          <w:szCs w:val="24"/>
-        </w:rPr>
-        <w:t>までの手順組</w:t>
-      </w:r>
-    </w:p>
-    <w:p>
-      <w:pPr>
-        <w:jc w:val="left"/>
-        <w:rPr>
-          <w:rFonts w:ascii="ＭＳ Ｐゴシック" w:eastAsia="ＭＳ Ｐゴシック" w:hAnsi="ＭＳ Ｐゴシック"/>
-          <w:sz w:val="24"/>
-          <w:szCs w:val="24"/>
-        </w:rPr>
-      </w:pPr>
-      <w:r>
-        <w:rPr>
-          <w:rFonts w:ascii="ＭＳ Ｐゴシック" w:eastAsia="ＭＳ Ｐゴシック" w:hAnsi="ＭＳ Ｐゴシック" w:hint="eastAsia"/>
-          <w:sz w:val="24"/>
-          <w:szCs w:val="24"/>
-        </w:rPr>
-        <w:t xml:space="preserve">　　</w:t>
-      </w:r>
-      <w:hyperlink r:id="rId21" w:history="1">
-        <w:r>
-          <w:rPr>
-            <w:rStyle w:val="a6"/>
-            <w:rFonts w:ascii="ＭＳ Ｐゴシック" w:eastAsia="ＭＳ Ｐゴシック" w:hAnsi="ＭＳ Ｐゴシック"/>
-            <w:sz w:val="24"/>
-            <w:szCs w:val="24"/>
-          </w:rPr>
-          <w:t>https://youtu.be/gUKrxOzCnb4?si=YKpeJLCb66z5311P</w:t>
-        </w:r>
-      </w:hyperlink>
-    </w:p>
-    <w:p>
-      <w:pPr>
-        <w:jc w:val="left"/>
-        <w:rPr>
-          <w:rFonts w:ascii="ＭＳ Ｐゴシック" w:eastAsia="ＭＳ Ｐゴシック" w:hAnsi="ＭＳ Ｐゴシック"/>
-          <w:sz w:val="24"/>
-          <w:szCs w:val="24"/>
-        </w:rPr>
-      </w:pPr>
-    </w:p>
-    <w:p>
-      <w:pPr>
-        <w:jc w:val="left"/>
-        <w:rPr>
-          <w:rFonts w:ascii="ＭＳ Ｐゴシック" w:eastAsia="ＭＳ Ｐゴシック" w:hAnsi="ＭＳ Ｐゴシック"/>
-          <w:sz w:val="24"/>
-          <w:szCs w:val="24"/>
-        </w:rPr>
-      </w:pPr>
-      <w:r>
-        <w:rPr>
-          <w:rFonts w:ascii="ＭＳ Ｐゴシック" w:eastAsia="ＭＳ Ｐゴシック" w:hAnsi="ＭＳ Ｐゴシック" w:hint="eastAsia"/>
-          <w:sz w:val="24"/>
-          <w:szCs w:val="24"/>
-        </w:rPr>
-        <w:t xml:space="preserve">　３．</w:t>
-      </w:r>
-      <w:r>
-        <w:rPr>
-          <w:rFonts w:ascii="ＭＳ Ｐゴシック" w:eastAsia="ＭＳ Ｐゴシック" w:hAnsi="ＭＳ Ｐゴシック" w:hint="eastAsia"/>
-          <w:sz w:val="24"/>
-          <w:szCs w:val="24"/>
-        </w:rPr>
-        <w:t>嫌われる大家、好かれる大家とは</w:t>
-      </w:r>
-    </w:p>
-    <w:p>
-      <w:pPr>
-        <w:jc w:val="left"/>
-      </w:pPr>
-      <w:r>
-        <w:rPr>
-          <w:rFonts w:ascii="ＭＳ Ｐゴシック" w:eastAsia="ＭＳ Ｐゴシック" w:hAnsi="ＭＳ Ｐゴシック" w:hint="eastAsia"/>
-          <w:sz w:val="24"/>
-          <w:szCs w:val="24"/>
-        </w:rPr>
-        <w:t xml:space="preserve">　　</w:t>
-      </w:r>
-      <w:hyperlink r:id="rId22" w:history="1">
-        <w:r>
-          <w:rPr>
-            <w:rStyle w:val="a6"/>
-            <w:rFonts w:ascii="ＭＳ Ｐゴシック" w:eastAsia="ＭＳ Ｐゴシック" w:hAnsi="ＭＳ Ｐゴシック"/>
-            <w:sz w:val="24"/>
-            <w:szCs w:val="24"/>
-          </w:rPr>
-          <w:t>https://youtu.be/4rYnbrqBXh8?si=X7rtnKXLCNYz3KiU</w:t>
-        </w:r>
-      </w:hyperlink>
-    </w:p>
-    <w:p>
-      <w:pPr>
-        <w:jc w:val="left"/>
-      </w:pPr>
-    </w:p>
-    <w:p>
-      <w:pPr>
-        <w:jc w:val="left"/>
-        <w:rPr>
-          <w:rFonts w:ascii="ＭＳ Ｐゴシック" w:eastAsia="ＭＳ Ｐゴシック" w:hAnsi="ＭＳ Ｐゴシック"/>
-          <w:sz w:val="24"/>
-          <w:szCs w:val="24"/>
-        </w:rPr>
-      </w:pPr>
-      <w:r>
-        <w:rPr>
-          <w:rFonts w:ascii="ＭＳ Ｐゴシック" w:eastAsia="ＭＳ Ｐゴシック" w:hAnsi="ＭＳ Ｐゴシック" w:hint="eastAsia"/>
-          <w:sz w:val="24"/>
-          <w:szCs w:val="24"/>
-        </w:rPr>
-        <w:t>・</w:t>
-      </w:r>
-      <w:r>
-        <w:rPr>
-          <w:rFonts w:ascii="ＭＳ Ｐゴシック" w:eastAsia="ＭＳ Ｐゴシック" w:hAnsi="ＭＳ Ｐゴシック" w:hint="eastAsia"/>
-          <w:sz w:val="24"/>
-          <w:szCs w:val="24"/>
-        </w:rPr>
-        <w:t xml:space="preserve">　</w:t>
-      </w:r>
-      <w:r>
-        <w:rPr>
-          <w:rFonts w:ascii="ＭＳ Ｐゴシック" w:eastAsia="ＭＳ Ｐゴシック" w:hAnsi="ＭＳ Ｐゴシック"/>
-          <w:sz w:val="24"/>
-          <w:szCs w:val="24"/>
-        </w:rPr>
-        <w:t>20260423</w:t>
-      </w:r>
-      <w:r>
-        <w:rPr>
-          <w:rFonts w:ascii="ＭＳ Ｐゴシック" w:eastAsia="ＭＳ Ｐゴシック" w:hAnsi="ＭＳ Ｐゴシック" w:hint="eastAsia"/>
-          <w:sz w:val="24"/>
-          <w:szCs w:val="24"/>
-        </w:rPr>
-        <w:t xml:space="preserve">　第９回太田塾勉強会　０から融資を使って不動産を購入するまで</w:t>
-      </w:r>
-    </w:p>
-    <w:p>
-      <w:pPr>
-        <w:jc w:val="left"/>
-        <w:rPr>
-          <w:rFonts w:ascii="ＭＳ Ｐゴシック" w:eastAsia="ＭＳ Ｐゴシック" w:hAnsi="ＭＳ Ｐゴシック" w:cs="ＭＳ Ｐゴシック" w:hint="eastAsia"/>
-          <w:color w:val="000000"/>
-          <w:sz w:val="24"/>
-          <w:szCs w:val="24"/>
-        </w:rPr>
-      </w:pPr>
-      <w:r>
-        <w:rPr>
-          <w:rFonts w:ascii="ＭＳ Ｐゴシック" w:eastAsia="ＭＳ Ｐゴシック" w:hAnsi="ＭＳ Ｐゴシック" w:hint="eastAsia"/>
-          <w:sz w:val="24"/>
-          <w:szCs w:val="24"/>
-        </w:rPr>
-        <w:t xml:space="preserve">　　</w:t>
-      </w:r>
-      <w:hyperlink r:id="rId23" w:history="1">
-        <w:r>
-          <w:rPr>
-            <w:rStyle w:val="a6"/>
-            <w:rFonts w:ascii="ＭＳ Ｐゴシック" w:eastAsia="ＭＳ Ｐゴシック" w:hAnsi="ＭＳ Ｐゴシック"/>
-            <w:sz w:val="24"/>
-            <w:szCs w:val="24"/>
-          </w:rPr>
-          <w:t>https://youtu.be/LS5a0v72yq0</w:t>
-        </w:r>
-      </w:hyperlink>
+        <w:rPr>
+          <w:rFonts w:ascii="ＭＳ Ｐゴシック" w:eastAsia="ＭＳ Ｐゴシック" w:hAnsi="ＭＳ Ｐゴシック" w:cs="ＭＳ Ｐゴシック"/>
+          <w:color w:val="000000"/>
+          <w:sz w:val="24"/>
+          <w:szCs w:val="24"/>
+        </w:rPr>
+      </w:pPr>
+    </w:p>
+    <w:p>
+      <w:pPr>
+        <w:jc w:val="left"/>
+        <w:rPr>
+          <w:rFonts w:ascii="ＭＳ Ｐゴシック" w:eastAsia="ＭＳ Ｐゴシック" w:hAnsi="ＭＳ Ｐゴシック" w:cs="ＭＳ Ｐゴシック"/>
+          <w:color w:val="000000"/>
+          <w:sz w:val="24"/>
+          <w:szCs w:val="24"/>
+        </w:rPr>
+      </w:pPr>
     </w:p>
     <w:sectPr>
       <w:pgSz w:w="11906" w:h="16838"/>
@@ -2104,18 +1466,6 @@
       <w:szCs w:val="48"/>
     </w:rPr>
   </w:style>
-  <w:style w:type="character" w:styleId="a9">
-    <w:name w:val="FollowedHyperlink"/>
-    <w:basedOn w:val="a0"/>
-    <w:uiPriority w:val="99"/>
-    <w:semiHidden/>
-    <w:unhideWhenUsed/>
-    <w:rsid w:val="0063525A"/>
-    <w:rPr>
-      <w:color w:val="954F72" w:themeColor="followedHyperlink"/>
-      <w:u w:val="single"/>
-    </w:rPr>
-  </w:style>
 </w:styles>
 </file>
 
